--- a/t28_s5.docx
+++ b/t28_s5.docx
@@ -3,2168 +3,998 @@
 <w:document xmlns:wpc="http://schemas.microsoft.com/office/word/2010/wordprocessingCanvas" xmlns:mo="http://schemas.microsoft.com/office/mac/office/2008/main" xmlns:mc="http://schemas.openxmlformats.org/markup-compatibility/2006" xmlns:mv="urn:schemas-microsoft-com:mac:vml" xmlns:o="urn:schemas-microsoft-com:office:office" xmlns:r="http://schemas.openxmlformats.org/officeDocument/2006/relationships" xmlns:m="http://schemas.openxmlformats.org/officeDocument/2006/math" xmlns:v="urn:schemas-microsoft-com:vml" xmlns:wp14="http://schemas.microsoft.com/office/word/2010/wordprocessingDrawing" xmlns:wp="http://schemas.openxmlformats.org/drawingml/2006/wordprocessingDrawing" xmlns:w10="urn:schemas-microsoft-com:office:word" xmlns:w="http://schemas.openxmlformats.org/wordprocessingml/2006/main" xmlns:w14="http://schemas.microsoft.com/office/word/2010/wordml" xmlns:wpg="http://schemas.microsoft.com/office/word/2010/wordprocessingGroup" xmlns:wpi="http://schemas.microsoft.com/office/word/2010/wordprocessingInk" xmlns:wne="http://schemas.microsoft.com/office/word/2006/wordml" xmlns:wps="http://schemas.microsoft.com/office/word/2010/wordprocessingShape" mc:Ignorable="w14 wp14">
   <w:body>
     <w:p>
-      <w:pPr>
-        <w:spacing w:after="20" w:before="120"/>
-      </w:pPr>
       <w:r>
-        <w:rPr>
-          <w:b/>
-          <w:sz w:val="22"/>
-        </w:rPr>
-        <w:t>Question: Find the next number in the series: 1, 8, 27, 64, ?</w:t>
+        <w:t xml:space="preserve">Question: Which of the following is the national aquatic animal of India?</w:t>
       </w:r>
     </w:p>
     <w:p>
-      <w:pPr>
-        <w:spacing w:after="0" w:before="0"/>
-      </w:pPr>
       <w:r>
-        <w:rPr>
-          <w:b w:val="0"/>
-          <w:sz w:val="22"/>
-        </w:rPr>
-        <w:t>(a) 100</w:t>
+        <w:t xml:space="preserve">(a) Ganges river dolphin</w:t>
       </w:r>
     </w:p>
     <w:p>
-      <w:pPr>
-        <w:spacing w:after="0" w:before="0"/>
-      </w:pPr>
       <w:r>
-        <w:rPr>
-          <w:b w:val="0"/>
-          <w:sz w:val="22"/>
-        </w:rPr>
-        <w:t>(b) 81</w:t>
+        <w:t xml:space="preserve">(b) Whale shark</w:t>
       </w:r>
     </w:p>
     <w:p>
-      <w:pPr>
-        <w:spacing w:after="0" w:before="0"/>
-      </w:pPr>
       <w:r>
-        <w:rPr>
-          <w:b w:val="0"/>
-          <w:sz w:val="22"/>
-        </w:rPr>
-        <w:t>(c) 216</w:t>
+        <w:t xml:space="preserve">(c) Saltwater crocodile</w:t>
       </w:r>
     </w:p>
     <w:p>
-      <w:pPr>
-        <w:spacing w:after="0" w:before="0"/>
-      </w:pPr>
       <w:r>
-        <w:rPr>
-          <w:b w:val="0"/>
-          <w:sz w:val="22"/>
-        </w:rPr>
-        <w:t>(d) 125</w:t>
+        <w:t xml:space="preserve">(d) Olive ridley turtle</w:t>
       </w:r>
     </w:p>
     <w:p>
-      <w:pPr>
-        <w:spacing w:after="0" w:before="40"/>
-      </w:pPr>
       <w:r>
-        <w:rPr>
-          <w:b/>
-          <w:sz w:val="22"/>
-        </w:rPr>
-        <w:t>Answer: d</w:t>
+        <w:t xml:space="preserve">Answer: a</w:t>
       </w:r>
     </w:p>
     <w:p>
-      <w:pPr>
-        <w:spacing w:after="0" w:before="0"/>
-      </w:pPr>
       <w:r>
-        <w:rPr>
-          <w:b w:val="0"/>
-          <w:sz w:val="21"/>
-        </w:rPr>
-        <w:t>Solution: These are cubes: 1³, 2³, 3³, 4³, so the next is 5³ = 125.</w:t>
+        <w:t xml:space="preserve">Solution: The Ganges river dolphin (Platanista gangetica) is the national aquatic animal of India, declared in 2009.</w:t>
       </w:r>
     </w:p>
     <w:p>
-      <w:pPr>
-        <w:spacing w:after="0" w:before="0"/>
-      </w:pPr>
       <w:r>
-        <w:rPr>
-          <w:b w:val="0"/>
-          <w:sz w:val="20"/>
-        </w:rPr>
-        <w:t>Positive Marks: 1</w:t>
+        <w:t xml:space="preserve">Positive Marks: 1</w:t>
       </w:r>
     </w:p>
     <w:p>
-      <w:pPr>
-        <w:spacing w:after="160" w:before="0"/>
-      </w:pPr>
       <w:r>
-        <w:rPr>
-          <w:b w:val="0"/>
-          <w:sz w:val="20"/>
-        </w:rPr>
-        <w:t>Negative Marks: 0.25</w:t>
+        <w:t xml:space="preserve">Negative Marks: 0.25</w:t>
       </w:r>
     </w:p>
     <w:p>
-      <w:pPr>
-        <w:spacing w:after="20" w:before="120"/>
-      </w:pPr>
       <w:r>
-        <w:rPr>
-          <w:b/>
-          <w:sz w:val="22"/>
-        </w:rPr>
-        <w:t>Question: Failure to pass meconium within the first 24 Hours after birth may indicate:</w:t>
+        <w:t xml:space="preserve"/>
       </w:r>
     </w:p>
     <w:p>
-      <w:pPr>
-        <w:spacing w:after="0" w:before="0"/>
-      </w:pPr>
       <w:r>
-        <w:rPr>
-          <w:b w:val="0"/>
-          <w:sz w:val="22"/>
-        </w:rPr>
-        <w:t>(a) Abdominal wall defect</w:t>
+        <w:t xml:space="preserve">Question: The sun is primarily composed of which two gases?</w:t>
       </w:r>
     </w:p>
     <w:p>
-      <w:pPr>
-        <w:spacing w:after="0" w:before="0"/>
-      </w:pPr>
       <w:r>
-        <w:rPr>
-          <w:b w:val="0"/>
-          <w:sz w:val="22"/>
-        </w:rPr>
-        <w:t>(b) Celiac disease</w:t>
+        <w:t xml:space="preserve">(a) Hydrogen and helium</w:t>
       </w:r>
     </w:p>
     <w:p>
-      <w:pPr>
-        <w:spacing w:after="0" w:before="0"/>
-      </w:pPr>
       <w:r>
-        <w:rPr>
-          <w:b w:val="0"/>
-          <w:sz w:val="22"/>
-        </w:rPr>
-        <w:t>(c) Hirschsprung's disease</w:t>
+        <w:t xml:space="preserve">(b) Oxygen and nitrogen</w:t>
       </w:r>
     </w:p>
     <w:p>
-      <w:pPr>
-        <w:spacing w:after="0" w:before="0"/>
-      </w:pPr>
       <w:r>
-        <w:rPr>
-          <w:b w:val="0"/>
-          <w:sz w:val="22"/>
-        </w:rPr>
-        <w:t>(d) Intussusception</w:t>
+        <w:t xml:space="preserve">(c) Carbon dioxide and neon</w:t>
       </w:r>
     </w:p>
     <w:p>
-      <w:pPr>
-        <w:spacing w:after="0" w:before="40"/>
-      </w:pPr>
       <w:r>
-        <w:rPr>
-          <w:b/>
-          <w:sz w:val="22"/>
-        </w:rPr>
-        <w:t>Answer: c</w:t>
+        <w:t xml:space="preserve">(d) Methane and ammonia</w:t>
       </w:r>
     </w:p>
     <w:p>
-      <w:pPr>
-        <w:spacing w:after="0" w:before="0"/>
-      </w:pPr>
       <w:r>
-        <w:rPr>
-          <w:b w:val="0"/>
-          <w:sz w:val="21"/>
-        </w:rPr>
-        <w:t>Solution: Failure to pass meconium within the first 24 hours of life may indicate Hirschsprung's disease (congenital aganglionosis).</w:t>
+        <w:t xml:space="preserve">Answer: a</w:t>
       </w:r>
     </w:p>
     <w:p>
-      <w:pPr>
-        <w:spacing w:after="0" w:before="0"/>
-      </w:pPr>
       <w:r>
-        <w:rPr>
-          <w:b w:val="0"/>
-          <w:sz w:val="20"/>
-        </w:rPr>
-        <w:t>Positive Marks: 1</w:t>
+        <w:t xml:space="preserve">Solution: The Sun is about 73% hydrogen and 25% helium by mass, with nuclear fusion of hydrogen into helium powering it.</w:t>
       </w:r>
     </w:p>
     <w:p>
-      <w:pPr>
-        <w:spacing w:after="160" w:before="0"/>
-      </w:pPr>
       <w:r>
-        <w:rPr>
-          <w:b w:val="0"/>
-          <w:sz w:val="20"/>
-        </w:rPr>
-        <w:t>Negative Marks: 0.25</w:t>
+        <w:t xml:space="preserve">Positive Marks: 1</w:t>
       </w:r>
     </w:p>
     <w:p>
-      <w:pPr>
-        <w:spacing w:after="20" w:before="120"/>
-      </w:pPr>
       <w:r>
-        <w:rPr>
-          <w:b/>
-          <w:sz w:val="22"/>
-        </w:rPr>
-        <w:t>Question: Find the next term in the series: ADG, BEH, CFI, ?</w:t>
+        <w:t xml:space="preserve">Negative Marks: 0.25</w:t>
       </w:r>
     </w:p>
     <w:p>
-      <w:pPr>
-        <w:spacing w:after="0" w:before="0"/>
-      </w:pPr>
       <w:r>
-        <w:rPr>
-          <w:b w:val="0"/>
-          <w:sz w:val="22"/>
-        </w:rPr>
-        <w:t>(a) DGJ</w:t>
+        <w:t xml:space="preserve"/>
       </w:r>
     </w:p>
     <w:p>
-      <w:pPr>
-        <w:spacing w:after="0" w:before="0"/>
-      </w:pPr>
       <w:r>
-        <w:rPr>
-          <w:b w:val="0"/>
-          <w:sz w:val="22"/>
-        </w:rPr>
-        <w:t>(b) CGJ</w:t>
+        <w:t xml:space="preserve">Question: Which of the following was the first Indian satellite to be launched?</w:t>
       </w:r>
     </w:p>
     <w:p>
-      <w:pPr>
-        <w:spacing w:after="0" w:before="0"/>
-      </w:pPr>
       <w:r>
-        <w:rPr>
-          <w:b w:val="0"/>
-          <w:sz w:val="22"/>
-        </w:rPr>
-        <w:t>(c) DGI</w:t>
+        <w:t xml:space="preserve">(a) Aryabhata</w:t>
       </w:r>
     </w:p>
     <w:p>
-      <w:pPr>
-        <w:spacing w:after="0" w:before="0"/>
-      </w:pPr>
       <w:r>
-        <w:rPr>
-          <w:b w:val="0"/>
-          <w:sz w:val="22"/>
-        </w:rPr>
-        <w:t>(d) EGJ</w:t>
+        <w:t xml:space="preserve">(b) Rohini</w:t>
       </w:r>
     </w:p>
     <w:p>
-      <w:pPr>
-        <w:spacing w:after="0" w:before="40"/>
-      </w:pPr>
       <w:r>
-        <w:rPr>
-          <w:b/>
-          <w:sz w:val="22"/>
-        </w:rPr>
-        <w:t>Answer: a</w:t>
+        <w:t xml:space="preserve">(c) Bhaskara</w:t>
       </w:r>
     </w:p>
     <w:p>
-      <w:pPr>
-        <w:spacing w:after="0" w:before="0"/>
-      </w:pPr>
       <w:r>
-        <w:rPr>
-          <w:b w:val="0"/>
-          <w:sz w:val="21"/>
-        </w:rPr>
-        <w:t>Solution: Each group advances every letter by +1: CFI becomes DGJ.</w:t>
+        <w:t xml:space="preserve">(d) INSAT-1A</w:t>
       </w:r>
     </w:p>
     <w:p>
-      <w:pPr>
-        <w:spacing w:after="0" w:before="0"/>
-      </w:pPr>
       <w:r>
-        <w:rPr>
-          <w:b w:val="0"/>
-          <w:sz w:val="20"/>
-        </w:rPr>
-        <w:t>Positive Marks: 1</w:t>
+        <w:t xml:space="preserve">Answer: a</w:t>
       </w:r>
     </w:p>
     <w:p>
-      <w:pPr>
-        <w:spacing w:after="160" w:before="0"/>
-      </w:pPr>
       <w:r>
-        <w:rPr>
-          <w:b w:val="0"/>
-          <w:sz w:val="20"/>
-        </w:rPr>
-        <w:t>Negative Marks: 0.25</w:t>
+        <w:t xml:space="preserve">Solution: Aryabhata, India's first satellite, was launched on 19 April 1975 by a Soviet Kosmos-3M rocket.</w:t>
       </w:r>
     </w:p>
     <w:p>
-      <w:pPr>
-        <w:spacing w:after="20" w:before="120"/>
-      </w:pPr>
       <w:r>
-        <w:rPr>
-          <w:b/>
-          <w:sz w:val="22"/>
-        </w:rPr>
-        <w:t>Question: The 'Gayatri Mantra' is found in which Veda?</w:t>
+        <w:t xml:space="preserve">Positive Marks: 1</w:t>
       </w:r>
     </w:p>
     <w:p>
-      <w:pPr>
-        <w:spacing w:after="0" w:before="0"/>
-      </w:pPr>
       <w:r>
-        <w:rPr>
-          <w:b w:val="0"/>
-          <w:sz w:val="22"/>
-        </w:rPr>
-        <w:t>(a) Samaveda</w:t>
+        <w:t xml:space="preserve">Negative Marks: 0.25</w:t>
       </w:r>
     </w:p>
     <w:p>
-      <w:pPr>
-        <w:spacing w:after="0" w:before="0"/>
-      </w:pPr>
       <w:r>
-        <w:rPr>
-          <w:b w:val="0"/>
-          <w:sz w:val="22"/>
-        </w:rPr>
-        <w:t>(b) Atharvaveda</w:t>
+        <w:t xml:space="preserve"/>
       </w:r>
     </w:p>
     <w:p>
-      <w:pPr>
-        <w:spacing w:after="0" w:before="0"/>
-      </w:pPr>
       <w:r>
-        <w:rPr>
-          <w:b w:val="0"/>
-          <w:sz w:val="22"/>
-        </w:rPr>
-        <w:t>(c) Rigveda</w:t>
+        <w:t xml:space="preserve">Question: The keyboard shortcut Ctrl + Z is used to:</w:t>
       </w:r>
     </w:p>
     <w:p>
-      <w:pPr>
-        <w:spacing w:after="0" w:before="0"/>
-      </w:pPr>
       <w:r>
-        <w:rPr>
-          <w:b w:val="0"/>
-          <w:sz w:val="22"/>
-        </w:rPr>
-        <w:t>(d) Yajurveda</w:t>
+        <w:t xml:space="preserve">(a) Undo the last action</w:t>
       </w:r>
     </w:p>
     <w:p>
-      <w:pPr>
-        <w:spacing w:after="0" w:before="40"/>
-      </w:pPr>
       <w:r>
-        <w:rPr>
-          <w:b/>
-          <w:sz w:val="22"/>
-        </w:rPr>
-        <w:t>Answer: c</w:t>
+        <w:t xml:space="preserve">(b) Redo the last action</w:t>
       </w:r>
     </w:p>
     <w:p>
-      <w:pPr>
-        <w:spacing w:after="0" w:before="0"/>
-      </w:pPr>
       <w:r>
-        <w:rPr>
-          <w:b w:val="0"/>
-          <w:sz w:val="21"/>
-        </w:rPr>
-        <w:t>Solution: The Gayatri Mantra is from the Rigveda (3.62.10).</w:t>
+        <w:t xml:space="preserve">(c) Copy selected text</w:t>
       </w:r>
     </w:p>
     <w:p>
-      <w:pPr>
-        <w:spacing w:after="0" w:before="0"/>
-      </w:pPr>
       <w:r>
-        <w:rPr>
-          <w:b w:val="0"/>
-          <w:sz w:val="20"/>
-        </w:rPr>
-        <w:t>Positive Marks: 1</w:t>
+        <w:t xml:space="preserve">(d) Paste selected text</w:t>
       </w:r>
     </w:p>
     <w:p>
-      <w:pPr>
-        <w:spacing w:after="160" w:before="0"/>
-      </w:pPr>
       <w:r>
-        <w:rPr>
-          <w:b w:val="0"/>
-          <w:sz w:val="20"/>
-        </w:rPr>
-        <w:t>Negative Marks: 0.25</w:t>
+        <w:t xml:space="preserve">Answer: a</w:t>
       </w:r>
     </w:p>
     <w:p>
-      <w:pPr>
-        <w:spacing w:after="20" w:before="120"/>
-      </w:pPr>
       <w:r>
-        <w:rPr>
-          <w:b/>
-          <w:sz w:val="22"/>
-        </w:rPr>
-        <w:t>Question: In a certain language, 'ram is good' is written as 'sa ni ta' and 'good boy' as 'ta ka'. Which word means 'good'?</w:t>
+        <w:t xml:space="preserve">Solution: Ctrl + Z undoes the last action. Ctrl + Y redoes, Ctrl + C copies, and Ctrl + V pastes.</w:t>
       </w:r>
     </w:p>
     <w:p>
-      <w:pPr>
-        <w:spacing w:after="0" w:before="0"/>
-      </w:pPr>
       <w:r>
-        <w:rPr>
-          <w:b w:val="0"/>
-          <w:sz w:val="22"/>
-        </w:rPr>
-        <w:t>(a) ni</w:t>
+        <w:t xml:space="preserve">Positive Marks: 1</w:t>
       </w:r>
     </w:p>
     <w:p>
-      <w:pPr>
-        <w:spacing w:after="0" w:before="0"/>
-      </w:pPr>
       <w:r>
-        <w:rPr>
-          <w:b w:val="0"/>
-          <w:sz w:val="22"/>
-        </w:rPr>
-        <w:t>(b) ka</w:t>
+        <w:t xml:space="preserve">Negative Marks: 0.25</w:t>
       </w:r>
     </w:p>
     <w:p>
-      <w:pPr>
-        <w:spacing w:after="0" w:before="0"/>
-      </w:pPr>
       <w:r>
-        <w:rPr>
-          <w:b w:val="0"/>
-          <w:sz w:val="22"/>
-        </w:rPr>
-        <w:t>(c) ta</w:t>
+        <w:t xml:space="preserve"/>
       </w:r>
     </w:p>
     <w:p>
-      <w:pPr>
-        <w:spacing w:after="0" w:before="0"/>
-      </w:pPr>
       <w:r>
-        <w:rPr>
-          <w:b w:val="0"/>
-          <w:sz w:val="22"/>
-        </w:rPr>
-        <w:t>(d) sa</w:t>
+        <w:t xml:space="preserve">Question: If 5 machines can produce 100 items in 4 hours, how many items can 10 machines produce in 4 hours?</w:t>
       </w:r>
     </w:p>
     <w:p>
-      <w:pPr>
-        <w:spacing w:after="0" w:before="40"/>
-      </w:pPr>
       <w:r>
-        <w:rPr>
-          <w:b/>
-          <w:sz w:val="22"/>
-        </w:rPr>
-        <w:t>Answer: c</w:t>
+        <w:t xml:space="preserve">(a) 200</w:t>
       </w:r>
     </w:p>
     <w:p>
-      <w:pPr>
-        <w:spacing w:after="0" w:before="0"/>
-      </w:pPr>
       <w:r>
-        <w:rPr>
-          <w:b w:val="0"/>
-          <w:sz w:val="21"/>
-        </w:rPr>
-        <w:t>Solution: 'good' is common to both sentences and 'ta' is common to both codes, so 'ta' = good.</w:t>
+        <w:t xml:space="preserve">(b) 150</w:t>
       </w:r>
     </w:p>
     <w:p>
-      <w:pPr>
-        <w:spacing w:after="0" w:before="0"/>
-      </w:pPr>
       <w:r>
-        <w:rPr>
-          <w:b w:val="0"/>
-          <w:sz w:val="20"/>
-        </w:rPr>
-        <w:t>Positive Marks: 1</w:t>
+        <w:t xml:space="preserve">(c) 100</w:t>
       </w:r>
     </w:p>
     <w:p>
-      <w:pPr>
-        <w:spacing w:after="160" w:before="0"/>
-      </w:pPr>
       <w:r>
-        <w:rPr>
-          <w:b w:val="0"/>
-          <w:sz w:val="20"/>
-        </w:rPr>
-        <w:t>Negative Marks: 0.25</w:t>
+        <w:t xml:space="preserve">(d) 400</w:t>
       </w:r>
     </w:p>
     <w:p>
-      <w:pPr>
-        <w:spacing w:after="20" w:before="120"/>
-      </w:pPr>
       <w:r>
-        <w:rPr>
-          <w:b/>
-          <w:sz w:val="22"/>
-        </w:rPr>
-        <w:t>Question: Who is considered as the father of sociology?</w:t>
+        <w:t xml:space="preserve">Answer: a</w:t>
       </w:r>
     </w:p>
     <w:p>
-      <w:pPr>
-        <w:spacing w:after="0" w:before="0"/>
-      </w:pPr>
       <w:r>
-        <w:rPr>
-          <w:b w:val="0"/>
-          <w:sz w:val="22"/>
-        </w:rPr>
-        <w:t>(a) Auguste Comte</w:t>
+        <w:t xml:space="preserve">Solution: Production is directly proportional to the number of machines: doubling the machines doubles the output, so 10 machines produce 200 items in the same 4 hours.</w:t>
       </w:r>
     </w:p>
     <w:p>
-      <w:pPr>
-        <w:spacing w:after="0" w:before="0"/>
-      </w:pPr>
       <w:r>
-        <w:rPr>
-          <w:b w:val="0"/>
-          <w:sz w:val="22"/>
-        </w:rPr>
-        <w:t>(b) Maclver</w:t>
+        <w:t xml:space="preserve">Positive Marks: 1</w:t>
       </w:r>
     </w:p>
     <w:p>
-      <w:pPr>
-        <w:spacing w:after="0" w:before="0"/>
-      </w:pPr>
       <w:r>
-        <w:rPr>
-          <w:b w:val="0"/>
-          <w:sz w:val="22"/>
-        </w:rPr>
-        <w:t>(c) Emile Durkheim</w:t>
+        <w:t xml:space="preserve">Negative Marks: 0.25</w:t>
       </w:r>
     </w:p>
     <w:p>
-      <w:pPr>
-        <w:spacing w:after="0" w:before="0"/>
-      </w:pPr>
       <w:r>
-        <w:rPr>
-          <w:b w:val="0"/>
-          <w:sz w:val="22"/>
-        </w:rPr>
-        <w:t>(d) Kingsley Davis</w:t>
+        <w:t xml:space="preserve"/>
       </w:r>
     </w:p>
     <w:p>
-      <w:pPr>
-        <w:spacing w:after="0" w:before="40"/>
-      </w:pPr>
       <w:r>
-        <w:rPr>
-          <w:b/>
-          <w:sz w:val="22"/>
-        </w:rPr>
-        <w:t>Answer: a</w:t>
+        <w:t xml:space="preserve">Question: Which country hosted the 2016 Summer Olympics?</w:t>
       </w:r>
     </w:p>
     <w:p>
-      <w:pPr>
-        <w:spacing w:after="0" w:before="0"/>
-      </w:pPr>
       <w:r>
-        <w:rPr>
-          <w:b w:val="0"/>
-          <w:sz w:val="21"/>
-        </w:rPr>
-        <w:t>Solution: Auguste Comte coined the term 'sociology' and is regarded as the father of sociology.</w:t>
+        <w:t xml:space="preserve">(a) Brazil</w:t>
       </w:r>
     </w:p>
     <w:p>
-      <w:pPr>
-        <w:spacing w:after="0" w:before="0"/>
-      </w:pPr>
       <w:r>
-        <w:rPr>
-          <w:b w:val="0"/>
-          <w:sz w:val="20"/>
-        </w:rPr>
-        <w:t>Positive Marks: 1</w:t>
+        <w:t xml:space="preserve">(b) China</w:t>
       </w:r>
     </w:p>
     <w:p>
-      <w:pPr>
-        <w:spacing w:after="160" w:before="0"/>
-      </w:pPr>
       <w:r>
-        <w:rPr>
-          <w:b w:val="0"/>
-          <w:sz w:val="20"/>
-        </w:rPr>
-        <w:t>Negative Marks: 0.25</w:t>
+        <w:t xml:space="preserve">(c) United Kingdom</w:t>
       </w:r>
     </w:p>
     <w:p>
-      <w:pPr>
-        <w:spacing w:after="20" w:before="120"/>
-      </w:pPr>
       <w:r>
-        <w:rPr>
-          <w:b/>
-          <w:sz w:val="22"/>
-        </w:rPr>
-        <w:t>Question: Neurogenic shock is also known as?</w:t>
+        <w:t xml:space="preserve">(d) Japan</w:t>
       </w:r>
     </w:p>
     <w:p>
-      <w:pPr>
-        <w:spacing w:after="0" w:before="0"/>
-      </w:pPr>
       <w:r>
-        <w:rPr>
-          <w:b w:val="0"/>
-          <w:sz w:val="22"/>
-        </w:rPr>
-        <w:t>(a) Defective shock</w:t>
+        <w:t xml:space="preserve">Answer: a</w:t>
       </w:r>
     </w:p>
     <w:p>
-      <w:pPr>
-        <w:spacing w:after="0" w:before="0"/>
-      </w:pPr>
       <w:r>
-        <w:rPr>
-          <w:b w:val="0"/>
-          <w:sz w:val="22"/>
-        </w:rPr>
-        <w:t>(b) Distributive shock</w:t>
+        <w:t xml:space="preserve">Solution: Rio de Janeiro, Brazil, hosted the 2016 Summer Olympics — the first Olympic Games held in South America.</w:t>
       </w:r>
     </w:p>
     <w:p>
-      <w:pPr>
-        <w:spacing w:after="0" w:before="0"/>
-      </w:pPr>
       <w:r>
-        <w:rPr>
-          <w:b w:val="0"/>
-          <w:sz w:val="22"/>
-        </w:rPr>
-        <w:t>(c) Destructive shock</w:t>
+        <w:t xml:space="preserve">Positive Marks: 1</w:t>
       </w:r>
     </w:p>
     <w:p>
-      <w:pPr>
-        <w:spacing w:after="0" w:before="0"/>
-      </w:pPr>
       <w:r>
-        <w:rPr>
-          <w:b w:val="0"/>
-          <w:sz w:val="22"/>
-        </w:rPr>
-        <w:t>(d) None of the above</w:t>
+        <w:t xml:space="preserve">Negative Marks: 0.25</w:t>
       </w:r>
     </w:p>
     <w:p>
-      <w:pPr>
-        <w:spacing w:after="0" w:before="40"/>
-      </w:pPr>
       <w:r>
-        <w:rPr>
-          <w:b/>
-          <w:sz w:val="22"/>
-        </w:rPr>
-        <w:t>Answer: b</w:t>
+        <w:t xml:space="preserve"/>
       </w:r>
     </w:p>
     <w:p>
-      <w:pPr>
-        <w:spacing w:after="0" w:before="0"/>
-      </w:pPr>
       <w:r>
-        <w:rPr>
-          <w:b w:val="0"/>
-          <w:sz w:val="21"/>
-        </w:rPr>
-        <w:t>Solution: Neurogenic shock is also known as distributive shock (option B). Distributive shock is a type of shock characterized by widespread vasodilation and inadequate peripheral vascular resistance, leading to decreased systemic vascular resistance (SVR). Neurogenic shock specifically refers to distributive shock caused by disruption of sympathetic nerve impulses to the blood vessels, resulting in loss of vasomotor tone. This can occur due to spinal cord injury, spinal anesthesia, or severe head trauma. The hallmark features of neurogenic shock include hypotension, bradycardia, and warm extremities. Prompt recognition and management are crucial to prevent complications and improve outcomes.</w:t>
+        <w:t xml:space="preserve">Question: The Brahmaputra river enters India from which neighboring country?</w:t>
       </w:r>
     </w:p>
     <w:p>
-      <w:pPr>
-        <w:spacing w:after="0" w:before="0"/>
-      </w:pPr>
       <w:r>
-        <w:rPr>
-          <w:b w:val="0"/>
-          <w:sz w:val="20"/>
-        </w:rPr>
-        <w:t>Positive Marks: 1</w:t>
+        <w:t xml:space="preserve">(a) China (Tibet)</w:t>
       </w:r>
     </w:p>
     <w:p>
-      <w:pPr>
-        <w:spacing w:after="160" w:before="0"/>
-      </w:pPr>
       <w:r>
-        <w:rPr>
-          <w:b w:val="0"/>
-          <w:sz w:val="20"/>
-        </w:rPr>
-        <w:t>Negative Marks: 0.25</w:t>
+        <w:t xml:space="preserve">(b) Nepal</w:t>
       </w:r>
     </w:p>
     <w:p>
-      <w:pPr>
-        <w:spacing w:after="20" w:before="120"/>
-      </w:pPr>
       <w:r>
-        <w:rPr>
-          <w:b/>
-          <w:sz w:val="22"/>
-        </w:rPr>
-        <w:t>Question: In accordance with the new BMW guidelines, in which color bag should the placenta be discarded?</w:t>
+        <w:t xml:space="preserve">(c) Bhutan</w:t>
       </w:r>
     </w:p>
     <w:p>
-      <w:pPr>
-        <w:spacing w:after="0" w:before="0"/>
-      </w:pPr>
       <w:r>
-        <w:rPr>
-          <w:b w:val="0"/>
-          <w:sz w:val="22"/>
-        </w:rPr>
-        <w:t>(a) Yellow</w:t>
+        <w:t xml:space="preserve">(d) Myanmar</w:t>
       </w:r>
     </w:p>
     <w:p>
-      <w:pPr>
-        <w:spacing w:after="0" w:before="0"/>
-      </w:pPr>
       <w:r>
-        <w:rPr>
-          <w:b w:val="0"/>
-          <w:sz w:val="22"/>
-        </w:rPr>
-        <w:t>(b) Black</w:t>
+        <w:t xml:space="preserve">Answer: a</w:t>
       </w:r>
     </w:p>
     <w:p>
-      <w:pPr>
-        <w:spacing w:after="0" w:before="0"/>
-      </w:pPr>
       <w:r>
-        <w:rPr>
-          <w:b w:val="0"/>
-          <w:sz w:val="22"/>
-        </w:rPr>
-        <w:t>(c) Red</w:t>
+        <w:t xml:space="preserve">Solution: The Brahmaputra originates in Tibet (China) as the Tsangpo, enters India through Arunachal Pradesh, and flows through Assam before joining the Ganga in Bangladesh.</w:t>
       </w:r>
     </w:p>
     <w:p>
-      <w:pPr>
-        <w:spacing w:after="0" w:before="0"/>
-      </w:pPr>
       <w:r>
-        <w:rPr>
-          <w:b w:val="0"/>
-          <w:sz w:val="22"/>
-        </w:rPr>
-        <w:t>(d) Blue</w:t>
+        <w:t xml:space="preserve">Positive Marks: 1</w:t>
       </w:r>
     </w:p>
     <w:p>
-      <w:pPr>
-        <w:spacing w:after="0" w:before="40"/>
-      </w:pPr>
       <w:r>
-        <w:rPr>
-          <w:b/>
-          <w:sz w:val="22"/>
-        </w:rPr>
-        <w:t>Answer: a</w:t>
+        <w:t xml:space="preserve">Negative Marks: 0.25</w:t>
       </w:r>
     </w:p>
     <w:p>
-      <w:pPr>
-        <w:spacing w:after="0" w:before="0"/>
-      </w:pPr>
       <w:r>
-        <w:rPr>
-          <w:b w:val="0"/>
-          <w:sz w:val="21"/>
-        </w:rPr>
-        <w:t>Solution: According to the new Biomedical Waste (BMW) guidelines, the placenta should be discarded in a yellow bag. Biomedical waste refers to any waste generated during healthcare activities that may pose a risk of infection or contain hazardous substances. The color-coded system is used to differentiate different types of biomedical waste and ensure appropriate handling and disposal. Yellow bags are designated for infectious or pathological waste, which includes items contaminated with blood, body fluids, or other potentially infectious materials. Disposing of the placenta in a yellow bag helps to segregate and manage this type of waste safely.</w:t>
+        <w:t xml:space="preserve"/>
       </w:r>
     </w:p>
     <w:p>
-      <w:pPr>
-        <w:spacing w:after="0" w:before="0"/>
-      </w:pPr>
       <w:r>
-        <w:rPr>
-          <w:b w:val="0"/>
-          <w:sz w:val="20"/>
-        </w:rPr>
-        <w:t>Positive Marks: 1</w:t>
+        <w:t xml:space="preserve">Question: A laptop's hard disk drive (HDD) primarily stores:</w:t>
       </w:r>
     </w:p>
     <w:p>
-      <w:pPr>
-        <w:spacing w:after="160" w:before="0"/>
-      </w:pPr>
       <w:r>
-        <w:rPr>
-          <w:b w:val="0"/>
-          <w:sz w:val="20"/>
-        </w:rPr>
-        <w:t>Negative Marks: 0.25</w:t>
+        <w:t xml:space="preserve">(a) Data permanently even when powered off</w:t>
       </w:r>
     </w:p>
     <w:p>
-      <w:pPr>
-        <w:spacing w:after="20" w:before="120"/>
-      </w:pPr>
       <w:r>
-        <w:rPr>
-          <w:b/>
-          <w:sz w:val="22"/>
-        </w:rPr>
-        <w:t>Question: Which of the following is the monetary policy rate at which the RBI lends money to commercial banks?</w:t>
+        <w:t xml:space="preserve">(b) Data only while the computer is running</w:t>
       </w:r>
     </w:p>
     <w:p>
-      <w:pPr>
-        <w:spacing w:after="0" w:before="0"/>
-      </w:pPr>
       <w:r>
-        <w:rPr>
-          <w:b w:val="0"/>
-          <w:sz w:val="22"/>
-        </w:rPr>
-        <w:t>(a) SLR</w:t>
+        <w:t xml:space="preserve">(c) The currently executing program instructions</w:t>
       </w:r>
     </w:p>
     <w:p>
-      <w:pPr>
-        <w:spacing w:after="0" w:before="0"/>
-      </w:pPr>
       <w:r>
-        <w:rPr>
-          <w:b w:val="0"/>
-          <w:sz w:val="22"/>
-        </w:rPr>
-        <w:t>(b) Bank Rate</w:t>
+        <w:t xml:space="preserve">(d) Nothing; it is an output device</w:t>
       </w:r>
     </w:p>
     <w:p>
-      <w:pPr>
-        <w:spacing w:after="0" w:before="0"/>
-      </w:pPr>
       <w:r>
-        <w:rPr>
-          <w:b w:val="0"/>
-          <w:sz w:val="22"/>
-        </w:rPr>
-        <w:t>(c) Repo Rate</w:t>
+        <w:t xml:space="preserve">Answer: a</w:t>
       </w:r>
     </w:p>
     <w:p>
-      <w:pPr>
-        <w:spacing w:after="0" w:before="0"/>
-      </w:pPr>
       <w:r>
-        <w:rPr>
-          <w:b w:val="0"/>
-          <w:sz w:val="22"/>
-        </w:rPr>
-        <w:t>(d) CRR</w:t>
+        <w:t xml:space="preserve">Solution: The hard disk is a secondary storage device that retains data permanently when the power is off. RAM is volatile; the CPU cache holds active instructions.</w:t>
       </w:r>
     </w:p>
     <w:p>
-      <w:pPr>
-        <w:spacing w:after="0" w:before="40"/>
-      </w:pPr>
       <w:r>
-        <w:rPr>
-          <w:b/>
-          <w:sz w:val="22"/>
-        </w:rPr>
-        <w:t>Answer: c</w:t>
+        <w:t xml:space="preserve">Positive Marks: 1</w:t>
       </w:r>
     </w:p>
     <w:p>
-      <w:pPr>
-        <w:spacing w:after="0" w:before="0"/>
-      </w:pPr>
       <w:r>
-        <w:rPr>
-          <w:b w:val="0"/>
-          <w:sz w:val="21"/>
-        </w:rPr>
-        <w:t>Solution: The repo rate is the rate at which the RBI lends short-term funds to banks against securities.</w:t>
+        <w:t xml:space="preserve">Negative Marks: 0.25</w:t>
       </w:r>
     </w:p>
     <w:p>
-      <w:pPr>
-        <w:spacing w:after="0" w:before="0"/>
-      </w:pPr>
       <w:r>
-        <w:rPr>
-          <w:b w:val="0"/>
-          <w:sz w:val="20"/>
-        </w:rPr>
-        <w:t>Positive Marks: 1</w:t>
+        <w:t xml:space="preserve"/>
       </w:r>
     </w:p>
     <w:p>
-      <w:pPr>
-        <w:spacing w:after="160" w:before="0"/>
-      </w:pPr>
       <w:r>
-        <w:rPr>
-          <w:b w:val="0"/>
-          <w:sz w:val="20"/>
-        </w:rPr>
-        <w:t>Negative Marks: 0.25</w:t>
+        <w:t xml:space="preserve">Question: The man who gave the slogan "Jai Jawan Jai Kisan" was:</w:t>
       </w:r>
     </w:p>
     <w:p>
-      <w:pPr>
-        <w:spacing w:after="20" w:before="120"/>
-      </w:pPr>
       <w:r>
-        <w:rPr>
-          <w:b/>
-          <w:sz w:val="22"/>
-        </w:rPr>
-        <w:t>Question: Find the next number in the series: 3, 6, 12, 24, 48, ?</w:t>
+        <w:t xml:space="preserve">(a) Lal Bahadur Shastri</w:t>
       </w:r>
     </w:p>
     <w:p>
-      <w:pPr>
-        <w:spacing w:after="0" w:before="0"/>
-      </w:pPr>
       <w:r>
-        <w:rPr>
-          <w:b w:val="0"/>
-          <w:sz w:val="22"/>
-        </w:rPr>
-        <w:t>(a) 96</w:t>
+        <w:t xml:space="preserve">(b) Jawaharlal Nehru</w:t>
       </w:r>
     </w:p>
     <w:p>
-      <w:pPr>
-        <w:spacing w:after="0" w:before="0"/>
-      </w:pPr>
       <w:r>
-        <w:rPr>
-          <w:b w:val="0"/>
-          <w:sz w:val="22"/>
-        </w:rPr>
-        <w:t>(b) 72</w:t>
+        <w:t xml:space="preserve">(c) Indira Gandhi</w:t>
       </w:r>
     </w:p>
     <w:p>
-      <w:pPr>
-        <w:spacing w:after="0" w:before="0"/>
-      </w:pPr>
       <w:r>
-        <w:rPr>
-          <w:b w:val="0"/>
-          <w:sz w:val="22"/>
-        </w:rPr>
-        <w:t>(c) 60</w:t>
+        <w:t xml:space="preserve">(d) Sardar Patel</w:t>
       </w:r>
     </w:p>
     <w:p>
-      <w:pPr>
-        <w:spacing w:after="0" w:before="0"/>
-      </w:pPr>
       <w:r>
-        <w:rPr>
-          <w:b w:val="0"/>
-          <w:sz w:val="22"/>
-        </w:rPr>
-        <w:t>(d) 84</w:t>
+        <w:t xml:space="preserve">Answer: a</w:t>
       </w:r>
     </w:p>
     <w:p>
-      <w:pPr>
-        <w:spacing w:after="0" w:before="40"/>
-      </w:pPr>
       <w:r>
-        <w:rPr>
-          <w:b/>
-          <w:sz w:val="22"/>
-        </w:rPr>
-        <w:t>Answer: a</w:t>
+        <w:t xml:space="preserve">Solution: Prime Minister Lal Bahadur Shastri coined "Jai Jawan Jai Kisan" in 1965 to honor the soldiers and farmers of India.</w:t>
       </w:r>
     </w:p>
     <w:p>
-      <w:pPr>
-        <w:spacing w:after="0" w:before="0"/>
-      </w:pPr>
       <w:r>
-        <w:rPr>
-          <w:b w:val="0"/>
-          <w:sz w:val="21"/>
-        </w:rPr>
-        <w:t>Solution: Each term is doubled: 48 × 2 = 96.</w:t>
+        <w:t xml:space="preserve">Positive Marks: 1</w:t>
       </w:r>
     </w:p>
     <w:p>
-      <w:pPr>
-        <w:spacing w:after="0" w:before="0"/>
-      </w:pPr>
       <w:r>
-        <w:rPr>
-          <w:b w:val="0"/>
-          <w:sz w:val="20"/>
-        </w:rPr>
-        <w:t>Positive Marks: 1</w:t>
+        <w:t xml:space="preserve">Negative Marks: 0.25</w:t>
       </w:r>
     </w:p>
     <w:p>
-      <w:pPr>
-        <w:spacing w:after="160" w:before="0"/>
-      </w:pPr>
       <w:r>
-        <w:rPr>
-          <w:b w:val="0"/>
-          <w:sz w:val="20"/>
-        </w:rPr>
-        <w:t>Negative Marks: 0.25</w:t>
+        <w:t xml:space="preserve"/>
       </w:r>
     </w:p>
     <w:p>
-      <w:pPr>
-        <w:spacing w:after="20" w:before="120"/>
-      </w:pPr>
       <w:r>
-        <w:rPr>
-          <w:b/>
-          <w:sz w:val="22"/>
-        </w:rPr>
-        <w:t>Question: 3rd planet from the sun?</w:t>
+        <w:t xml:space="preserve">Question: If the price of an item increases by 20% and then decreases by 20%, the net change in price is:</w:t>
       </w:r>
     </w:p>
     <w:p>
-      <w:pPr>
-        <w:spacing w:after="0" w:before="0"/>
-      </w:pPr>
       <w:r>
-        <w:rPr>
-          <w:b w:val="0"/>
-          <w:sz w:val="22"/>
-        </w:rPr>
-        <w:t>(a) Jupiter</w:t>
+        <w:t xml:space="preserve">(a) A decrease of 4%</w:t>
       </w:r>
     </w:p>
     <w:p>
-      <w:pPr>
-        <w:spacing w:after="0" w:before="0"/>
-      </w:pPr>
       <w:r>
-        <w:rPr>
-          <w:b w:val="0"/>
-          <w:sz w:val="22"/>
-        </w:rPr>
-        <w:t>(b) Mars</w:t>
+        <w:t xml:space="preserve">(b) An increase of 4%</w:t>
       </w:r>
     </w:p>
     <w:p>
-      <w:pPr>
-        <w:spacing w:after="0" w:before="0"/>
-      </w:pPr>
       <w:r>
-        <w:rPr>
-          <w:b w:val="0"/>
-          <w:sz w:val="22"/>
-        </w:rPr>
-        <w:t>(c) Earth</w:t>
+        <w:t xml:space="preserve">(c) No change</w:t>
       </w:r>
     </w:p>
     <w:p>
-      <w:pPr>
-        <w:spacing w:after="0" w:before="0"/>
-      </w:pPr>
       <w:r>
-        <w:rPr>
-          <w:b w:val="0"/>
-          <w:sz w:val="22"/>
-        </w:rPr>
-        <w:t>(d) Venus</w:t>
+        <w:t xml:space="preserve">(d) A decrease of 2%</w:t>
       </w:r>
     </w:p>
     <w:p>
-      <w:pPr>
-        <w:spacing w:after="0" w:before="40"/>
-      </w:pPr>
       <w:r>
-        <w:rPr>
-          <w:b/>
-          <w:sz w:val="22"/>
-        </w:rPr>
-        <w:t>Answer: c</w:t>
+        <w:t xml:space="preserve">Answer: a</w:t>
       </w:r>
     </w:p>
     <w:p>
-      <w:pPr>
-        <w:spacing w:after="0" w:before="0"/>
-      </w:pPr>
       <w:r>
-        <w:rPr>
-          <w:b w:val="0"/>
-          <w:sz w:val="21"/>
-        </w:rPr>
-        <w:t>Solution: The order of planets from the Sun is Mercury, Venus, Earth, Mars - Earth is the third planet.</w:t>
+        <w:t xml:space="preserve">Solution: Let the price be 100. After +20% it is 120. After a 20% decrease (120 × 0.8 = 96), the final price is 96 — a net decrease of 4%.</w:t>
       </w:r>
     </w:p>
     <w:p>
-      <w:pPr>
-        <w:spacing w:after="0" w:before="0"/>
-      </w:pPr>
       <w:r>
-        <w:rPr>
-          <w:b w:val="0"/>
-          <w:sz w:val="20"/>
-        </w:rPr>
-        <w:t>Positive Marks: 1</w:t>
+        <w:t xml:space="preserve">Positive Marks: 1</w:t>
       </w:r>
     </w:p>
     <w:p>
-      <w:pPr>
-        <w:spacing w:after="160" w:before="0"/>
-      </w:pPr>
       <w:r>
-        <w:rPr>
-          <w:b w:val="0"/>
-          <w:sz w:val="20"/>
-        </w:rPr>
-        <w:t>Negative Marks: 0.25</w:t>
+        <w:t xml:space="preserve">Negative Marks: 0.25</w:t>
       </w:r>
     </w:p>
     <w:p>
-      <w:pPr>
-        <w:spacing w:after="20" w:before="120"/>
-      </w:pPr>
       <w:r>
-        <w:rPr>
-          <w:b/>
-          <w:sz w:val="22"/>
-        </w:rPr>
-        <w:t>Question: Find the odd one out: 11, 13, 17, 21</w:t>
+        <w:t xml:space="preserve">Question: Which instrument is used to measure atmospheric pressure?</w:t>
       </w:r>
     </w:p>
     <w:p>
-      <w:pPr>
-        <w:spacing w:after="0" w:before="0"/>
-      </w:pPr>
       <w:r>
-        <w:rPr>
-          <w:b w:val="0"/>
-          <w:sz w:val="22"/>
-        </w:rPr>
-        <w:t>(a) 21</w:t>
+        <w:t xml:space="preserve">(a) Barometer</w:t>
       </w:r>
     </w:p>
     <w:p>
-      <w:pPr>
-        <w:spacing w:after="0" w:before="0"/>
-      </w:pPr>
       <w:r>
-        <w:rPr>
-          <w:b w:val="0"/>
-          <w:sz w:val="22"/>
-        </w:rPr>
-        <w:t>(b) 11</w:t>
+        <w:t xml:space="preserve">(b) Hygrometer</w:t>
       </w:r>
     </w:p>
     <w:p>
-      <w:pPr>
-        <w:spacing w:after="0" w:before="0"/>
-      </w:pPr>
       <w:r>
-        <w:rPr>
-          <w:b w:val="0"/>
-          <w:sz w:val="22"/>
-        </w:rPr>
-        <w:t>(c) 13</w:t>
+        <w:t xml:space="preserve">(c) Anemometer</w:t>
       </w:r>
     </w:p>
     <w:p>
-      <w:pPr>
-        <w:spacing w:after="0" w:before="0"/>
-      </w:pPr>
       <w:r>
-        <w:rPr>
-          <w:b w:val="0"/>
-          <w:sz w:val="22"/>
-        </w:rPr>
-        <w:t>(d) 17</w:t>
+        <w:t xml:space="preserve">(d) Thermometer</w:t>
       </w:r>
     </w:p>
     <w:p>
-      <w:pPr>
-        <w:spacing w:after="0" w:before="40"/>
-      </w:pPr>
       <w:r>
-        <w:rPr>
-          <w:b/>
-          <w:sz w:val="22"/>
-        </w:rPr>
-        <w:t>Answer: a</w:t>
+        <w:t xml:space="preserve">Answer: a</w:t>
       </w:r>
     </w:p>
     <w:p>
-      <w:pPr>
-        <w:spacing w:after="0" w:before="0"/>
-      </w:pPr>
       <w:r>
-        <w:rPr>
-          <w:b w:val="0"/>
-          <w:sz w:val="21"/>
-        </w:rPr>
-        <w:t>Solution: 21 is composite (3 × 7); the others are prime numbers.</w:t>
+        <w:t xml:space="preserve">Solution: A barometer measures atmospheric pressure. A hygrometer measures humidity, an anemometer measures wind speed, and a thermometer measures temperature.</w:t>
       </w:r>
     </w:p>
     <w:p>
-      <w:pPr>
-        <w:spacing w:after="0" w:before="0"/>
-      </w:pPr>
       <w:r>
-        <w:rPr>
-          <w:b w:val="0"/>
-          <w:sz w:val="20"/>
-        </w:rPr>
-        <w:t>Positive Marks: 1</w:t>
+        <w:t xml:space="preserve">Positive Marks: 1</w:t>
       </w:r>
     </w:p>
     <w:p>
-      <w:pPr>
-        <w:spacing w:after="160" w:before="0"/>
-      </w:pPr>
       <w:r>
-        <w:rPr>
-          <w:b w:val="0"/>
-          <w:sz w:val="20"/>
-        </w:rPr>
-        <w:t>Negative Marks: 0.25</w:t>
+        <w:t xml:space="preserve">Negative Marks: 0.25</w:t>
       </w:r>
     </w:p>
     <w:p>
-      <w:pPr>
-        <w:spacing w:after="20" w:before="120"/>
-      </w:pPr>
       <w:r>
-        <w:rPr>
-          <w:b/>
-          <w:sz w:val="22"/>
-        </w:rPr>
-        <w:t>Question: Fill in the blank: 'She has been living in Delhi ___ 2010.'</w:t>
+        <w:t xml:space="preserve"/>
       </w:r>
     </w:p>
     <w:p>
-      <w:pPr>
-        <w:spacing w:after="0" w:before="0"/>
-      </w:pPr>
       <w:r>
-        <w:rPr>
-          <w:b w:val="0"/>
-          <w:sz w:val="22"/>
-        </w:rPr>
-        <w:t>(a) from</w:t>
+        <w:t xml:space="preserve">Question: The first female Prime Minister of India was:</w:t>
       </w:r>
     </w:p>
     <w:p>
-      <w:pPr>
-        <w:spacing w:after="0" w:before="0"/>
-      </w:pPr>
       <w:r>
-        <w:rPr>
-          <w:b w:val="0"/>
-          <w:sz w:val="22"/>
-        </w:rPr>
-        <w:t>(b) by</w:t>
+        <w:t xml:space="preserve">(a) Indira Gandhi</w:t>
       </w:r>
     </w:p>
     <w:p>
-      <w:pPr>
-        <w:spacing w:after="0" w:before="0"/>
-      </w:pPr>
       <w:r>
-        <w:rPr>
-          <w:b w:val="0"/>
-          <w:sz w:val="22"/>
-        </w:rPr>
-        <w:t>(c) since</w:t>
+        <w:t xml:space="preserve">(b) Pratibha Patil</w:t>
       </w:r>
     </w:p>
     <w:p>
-      <w:pPr>
-        <w:spacing w:after="0" w:before="0"/>
-      </w:pPr>
       <w:r>
-        <w:rPr>
-          <w:b w:val="0"/>
-          <w:sz w:val="22"/>
-        </w:rPr>
-        <w:t>(d) for</w:t>
+        <w:t xml:space="preserve">(c) Sushma Swaraj</w:t>
       </w:r>
     </w:p>
     <w:p>
-      <w:pPr>
-        <w:spacing w:after="0" w:before="40"/>
-      </w:pPr>
       <w:r>
-        <w:rPr>
-          <w:b/>
-          <w:sz w:val="22"/>
-        </w:rPr>
-        <w:t>Answer: c</w:t>
+        <w:t xml:space="preserve">(d) Sarojini Naidu</w:t>
       </w:r>
     </w:p>
     <w:p>
-      <w:pPr>
-        <w:spacing w:after="0" w:before="0"/>
-      </w:pPr>
       <w:r>
-        <w:rPr>
-          <w:b w:val="0"/>
-          <w:sz w:val="21"/>
-        </w:rPr>
-        <w:t>Solution: 'Since' is used with a point of time (2010); 'for' is used with a duration.</w:t>
+        <w:t xml:space="preserve">Answer: a</w:t>
       </w:r>
     </w:p>
     <w:p>
-      <w:pPr>
-        <w:spacing w:after="0" w:before="0"/>
-      </w:pPr>
       <w:r>
-        <w:rPr>
-          <w:b w:val="0"/>
-          <w:sz w:val="20"/>
-        </w:rPr>
-        <w:t>Positive Marks: 1</w:t>
+        <w:t xml:space="preserve">Solution: Indira Gandhi served as India's first (and only) female Prime Minister, holding office from 1966 to 1977 and again from 1980 until her assassination in 1984.</w:t>
       </w:r>
     </w:p>
     <w:p>
-      <w:pPr>
-        <w:spacing w:after="160" w:before="0"/>
-      </w:pPr>
       <w:r>
-        <w:rPr>
-          <w:b w:val="0"/>
-          <w:sz w:val="20"/>
-        </w:rPr>
-        <w:t>Negative Marks: 0.25</w:t>
+        <w:t xml:space="preserve">Positive Marks: 1</w:t>
       </w:r>
     </w:p>
     <w:p>
-      <w:pPr>
-        <w:spacing w:after="20" w:before="120"/>
-      </w:pPr>
       <w:r>
-        <w:rPr>
-          <w:b/>
-          <w:sz w:val="22"/>
-        </w:rPr>
-        <w:t>Question: First Indian who beat a computer?</w:t>
+        <w:t xml:space="preserve">Negative Marks: 0.25</w:t>
       </w:r>
     </w:p>
     <w:p>
-      <w:pPr>
-        <w:spacing w:after="0" w:before="0"/>
-      </w:pPr>
       <w:r>
-        <w:rPr>
-          <w:b w:val="0"/>
-          <w:sz w:val="22"/>
-        </w:rPr>
-        <w:t>(a) Shakuntala Devi</w:t>
+        <w:t xml:space="preserve"/>
       </w:r>
     </w:p>
     <w:p>
-      <w:pPr>
-        <w:spacing w:after="0" w:before="0"/>
-      </w:pPr>
       <w:r>
-        <w:rPr>
-          <w:b w:val="0"/>
-          <w:sz w:val="22"/>
-        </w:rPr>
-        <w:t>(b) Homi J. Bhabha</w:t>
+        <w:t xml:space="preserve">Question: What is the output of the following logic: 1010 (binary) + 0110 (binary)?</w:t>
       </w:r>
     </w:p>
     <w:p>
-      <w:pPr>
-        <w:spacing w:after="0" w:before="0"/>
-      </w:pPr>
       <w:r>
-        <w:rPr>
-          <w:b w:val="0"/>
-          <w:sz w:val="22"/>
-        </w:rPr>
-        <w:t>(c) Ramanunj</w:t>
+        <w:t xml:space="preserve">(a) 10000 (binary)</w:t>
       </w:r>
     </w:p>
     <w:p>
-      <w:pPr>
-        <w:spacing w:after="0" w:before="0"/>
-      </w:pPr>
       <w:r>
-        <w:rPr>
-          <w:b w:val="0"/>
-          <w:sz w:val="22"/>
-        </w:rPr>
-        <w:t>(d) CV Raman</w:t>
+        <w:t xml:space="preserve">(b) 1100 (binary)</w:t>
       </w:r>
     </w:p>
     <w:p>
-      <w:pPr>
-        <w:spacing w:after="0" w:before="40"/>
-      </w:pPr>
       <w:r>
-        <w:rPr>
-          <w:b/>
-          <w:sz w:val="22"/>
-        </w:rPr>
-        <w:t>Answer: a</w:t>
+        <w:t xml:space="preserve">(c) 1011 (binary)</w:t>
       </w:r>
     </w:p>
     <w:p>
-      <w:pPr>
-        <w:spacing w:after="0" w:before="0"/>
-      </w:pPr>
       <w:r>
-        <w:rPr>
-          <w:b w:val="0"/>
-          <w:sz w:val="21"/>
-        </w:rPr>
-        <w:t>Solution: Shakuntala Devi, the 'human computer', was the first Indian who beat a computer in arithmetic calculation.</w:t>
+        <w:t xml:space="preserve">(d) 1110 (binary)</w:t>
       </w:r>
     </w:p>
     <w:p>
-      <w:pPr>
-        <w:spacing w:after="0" w:before="0"/>
-      </w:pPr>
       <w:r>
-        <w:rPr>
-          <w:b w:val="0"/>
-          <w:sz w:val="20"/>
-        </w:rPr>
-        <w:t>Positive Marks: 1</w:t>
+        <w:t xml:space="preserve">Answer: a</w:t>
       </w:r>
     </w:p>
     <w:p>
-      <w:pPr>
-        <w:spacing w:after="160" w:before="0"/>
-      </w:pPr>
       <w:r>
-        <w:rPr>
-          <w:b w:val="0"/>
-          <w:sz w:val="20"/>
-        </w:rPr>
-        <w:t>Negative Marks: 0.25</w:t>
+        <w:t xml:space="preserve">Solution: 1010₂ = 10 and 0110₂ = 6; 10 + 6 = 16 = 10000₂.</w:t>
       </w:r>
     </w:p>
     <w:p>
-      <w:pPr>
-        <w:spacing w:after="20" w:before="120"/>
-      </w:pPr>
       <w:r>
-        <w:rPr>
-          <w:b/>
-          <w:sz w:val="22"/>
-        </w:rPr>
-        <w:t>Question: One morning after sunrise, a boy stands so that his shadow falls to his LEFT. Which direction is he facing?</w:t>
+        <w:t xml:space="preserve">Positive Marks: 1</w:t>
       </w:r>
     </w:p>
     <w:p>
-      <w:pPr>
-        <w:spacing w:after="0" w:before="0"/>
-      </w:pPr>
       <w:r>
-        <w:rPr>
-          <w:b w:val="0"/>
-          <w:sz w:val="22"/>
-        </w:rPr>
-        <w:t>(a) South</w:t>
+        <w:t xml:space="preserve">Negative Marks: 0.25</w:t>
       </w:r>
     </w:p>
     <w:p>
-      <w:pPr>
-        <w:spacing w:after="0" w:before="0"/>
-      </w:pPr>
       <w:r>
-        <w:rPr>
-          <w:b w:val="0"/>
-          <w:sz w:val="22"/>
-        </w:rPr>
-        <w:t>(b) North</w:t>
+        <w:t xml:space="preserve"/>
       </w:r>
     </w:p>
     <w:p>
-      <w:pPr>
-        <w:spacing w:after="0" w:before="0"/>
-      </w:pPr>
       <w:r>
-        <w:rPr>
-          <w:b w:val="0"/>
-          <w:sz w:val="22"/>
-        </w:rPr>
-        <w:t>(c) East</w:t>
+        <w:t xml:space="preserve">Question: The Kailasa Temple at Ellora was built by which dynasty?</w:t>
       </w:r>
     </w:p>
     <w:p>
-      <w:pPr>
-        <w:spacing w:after="0" w:before="0"/>
-      </w:pPr>
       <w:r>
-        <w:rPr>
-          <w:b w:val="0"/>
-          <w:sz w:val="22"/>
-        </w:rPr>
-        <w:t>(d) West</w:t>
+        <w:t xml:space="preserve">(a) Rashtrakuta</w:t>
       </w:r>
     </w:p>
     <w:p>
-      <w:pPr>
-        <w:spacing w:after="0" w:before="40"/>
-      </w:pPr>
       <w:r>
-        <w:rPr>
-          <w:b/>
-          <w:sz w:val="22"/>
-        </w:rPr>
-        <w:t>Answer: b</w:t>
+        <w:t xml:space="preserve">(b) Chalukya</w:t>
       </w:r>
     </w:p>
     <w:p>
-      <w:pPr>
-        <w:spacing w:after="0" w:before="0"/>
-      </w:pPr>
       <w:r>
-        <w:rPr>
-          <w:b w:val="0"/>
-          <w:sz w:val="21"/>
-        </w:rPr>
-        <w:t>Solution: In the morning the sun is in the east, so shadows fall west; if the shadow is to his left, he faces north.</w:t>
+        <w:t xml:space="preserve">(c) Pallava</w:t>
       </w:r>
     </w:p>
     <w:p>
-      <w:pPr>
-        <w:spacing w:after="0" w:before="0"/>
-      </w:pPr>
       <w:r>
-        <w:rPr>
-          <w:b w:val="0"/>
-          <w:sz w:val="20"/>
-        </w:rPr>
-        <w:t>Positive Marks: 1</w:t>
+        <w:t xml:space="preserve">(d) Chola</w:t>
       </w:r>
     </w:p>
     <w:p>
-      <w:pPr>
-        <w:spacing w:after="160" w:before="0"/>
-      </w:pPr>
       <w:r>
-        <w:rPr>
-          <w:b w:val="0"/>
-          <w:sz w:val="20"/>
-        </w:rPr>
-        <w:t>Negative Marks: 0.25</w:t>
+        <w:t xml:space="preserve">Answer: a</w:t>
       </w:r>
     </w:p>
     <w:p>
-      <w:pPr>
-        <w:spacing w:after="20" w:before="120"/>
-      </w:pPr>
       <w:r>
-        <w:rPr>
-          <w:b/>
-          <w:sz w:val="22"/>
-        </w:rPr>
-        <w:t>Question: 'WHO' stands for:</w:t>
+        <w:t xml:space="preserve">Solution: The monolithic Kailasa Temple at Ellora, Maharashtra, was carved from a single rock by the Rashtrakuta king Krishna I in the 8th century.</w:t>
       </w:r>
     </w:p>
     <w:p>
-      <w:pPr>
-        <w:spacing w:after="0" w:before="0"/>
-      </w:pPr>
       <w:r>
-        <w:rPr>
-          <w:b w:val="0"/>
-          <w:sz w:val="22"/>
-        </w:rPr>
-        <w:t>(a) World Health Organisation</w:t>
+        <w:t xml:space="preserve">Positive Marks: 1</w:t>
       </w:r>
     </w:p>
     <w:p>
-      <w:pPr>
-        <w:spacing w:after="0" w:before="0"/>
-      </w:pPr>
       <w:r>
-        <w:rPr>
-          <w:b w:val="0"/>
-          <w:sz w:val="22"/>
-        </w:rPr>
-        <w:t>(b) World Hygiene Organisation</w:t>
+        <w:t xml:space="preserve">Negative Marks: 0.25</w:t>
       </w:r>
     </w:p>
     <w:p>
-      <w:pPr>
-        <w:spacing w:after="0" w:before="0"/>
-      </w:pPr>
       <w:r>
-        <w:rPr>
-          <w:b w:val="0"/>
-          <w:sz w:val="22"/>
-        </w:rPr>
-        <w:t>(c) World Health Office</w:t>
+        <w:t xml:space="preserve"/>
       </w:r>
     </w:p>
     <w:p>
-      <w:pPr>
-        <w:spacing w:after="0" w:before="0"/>
-      </w:pPr>
       <w:r>
-        <w:rPr>
-          <w:b w:val="0"/>
-          <w:sz w:val="22"/>
-        </w:rPr>
-        <w:t>(d) World Hospital Organisation</w:t>
+        <w:t xml:space="preserve">Question: In a row of students, Rahul is 7th from the left and 12th from the right. How many students are in the row?</w:t>
       </w:r>
     </w:p>
     <w:p>
-      <w:pPr>
-        <w:spacing w:after="0" w:before="40"/>
-      </w:pPr>
       <w:r>
-        <w:rPr>
-          <w:b/>
-          <w:sz w:val="22"/>
-        </w:rPr>
-        <w:t>Answer: a</w:t>
+        <w:t xml:space="preserve">(a) 18</w:t>
       </w:r>
     </w:p>
     <w:p>
-      <w:pPr>
-        <w:spacing w:after="0" w:before="0"/>
-      </w:pPr>
       <w:r>
-        <w:rPr>
-          <w:b w:val="0"/>
-          <w:sz w:val="21"/>
-        </w:rPr>
-        <w:t>Solution: WHO is the World Health Organisation, the UN agency for public health.</w:t>
+        <w:t xml:space="preserve">(b) 19</w:t>
       </w:r>
     </w:p>
     <w:p>
-      <w:pPr>
-        <w:spacing w:after="0" w:before="0"/>
-      </w:pPr>
       <w:r>
-        <w:rPr>
-          <w:b w:val="0"/>
-          <w:sz w:val="20"/>
-        </w:rPr>
-        <w:t>Positive Marks: 1</w:t>
+        <w:t xml:space="preserve">(c) 20</w:t>
       </w:r>
     </w:p>
     <w:p>
-      <w:pPr>
-        <w:spacing w:after="160" w:before="0"/>
-      </w:pPr>
       <w:r>
-        <w:rPr>
-          <w:b w:val="0"/>
-          <w:sz w:val="20"/>
-        </w:rPr>
-        <w:t>Negative Marks: 0.25</w:t>
+        <w:t xml:space="preserve">(d) 17</w:t>
       </w:r>
     </w:p>
     <w:p>
-      <w:pPr>
-        <w:spacing w:after="20" w:before="120"/>
-      </w:pPr>
       <w:r>
-        <w:rPr>
-          <w:b/>
-          <w:sz w:val="22"/>
-        </w:rPr>
-        <w:t>Question: The capital of Uttar Pradesh is:</w:t>
+        <w:t xml:space="preserve">Answer: a</w:t>
       </w:r>
     </w:p>
     <w:p>
-      <w:pPr>
-        <w:spacing w:after="0" w:before="0"/>
-      </w:pPr>
       <w:r>
-        <w:rPr>
-          <w:b w:val="0"/>
-          <w:sz w:val="22"/>
-        </w:rPr>
-        <w:t>(a) Kanpur</w:t>
+        <w:t xml:space="preserve">Solution: Total = position from left + position from right − 1 = 7 + 12 − 1 = 18 students.</w:t>
       </w:r>
     </w:p>
     <w:p>
-      <w:pPr>
-        <w:spacing w:after="0" w:before="0"/>
-      </w:pPr>
       <w:r>
-        <w:rPr>
-          <w:b w:val="0"/>
-          <w:sz w:val="22"/>
-        </w:rPr>
-        <w:t>(b) Varanasi</w:t>
+        <w:t xml:space="preserve">Positive Marks: 1</w:t>
       </w:r>
     </w:p>
     <w:p>
-      <w:pPr>
-        <w:spacing w:after="0" w:before="0"/>
-      </w:pPr>
       <w:r>
-        <w:rPr>
-          <w:b w:val="0"/>
-          <w:sz w:val="22"/>
-        </w:rPr>
-        <w:t>(c) Prayagraj</w:t>
+        <w:t xml:space="preserve">Negative Marks: 0.25</w:t>
       </w:r>
     </w:p>
     <w:p>
-      <w:pPr>
-        <w:spacing w:after="0" w:before="0"/>
-      </w:pPr>
       <w:r>
-        <w:rPr>
-          <w:b w:val="0"/>
-          <w:sz w:val="22"/>
-        </w:rPr>
-        <w:t>(d) Lucknow</w:t>
+        <w:t xml:space="preserve"/>
       </w:r>
     </w:p>
     <w:p>
-      <w:pPr>
-        <w:spacing w:after="0" w:before="40"/>
-      </w:pPr>
       <w:r>
-        <w:rPr>
-          <w:b/>
-          <w:sz w:val="22"/>
-        </w:rPr>
-        <w:t>Answer: d</w:t>
+        <w:t xml:space="preserve">Question: Which of the following is an example of system software?</w:t>
       </w:r>
     </w:p>
     <w:p>
-      <w:pPr>
-        <w:spacing w:after="0" w:before="0"/>
-      </w:pPr>
       <w:r>
-        <w:rPr>
-          <w:b w:val="0"/>
-          <w:sz w:val="21"/>
-        </w:rPr>
-        <w:t>Solution: Lucknow is the capital of Uttar Pradesh.</w:t>
+        <w:t xml:space="preserve">(a) Operating system</w:t>
       </w:r>
     </w:p>
     <w:p>
-      <w:pPr>
-        <w:spacing w:after="0" w:before="0"/>
-      </w:pPr>
       <w:r>
-        <w:rPr>
-          <w:b w:val="0"/>
-          <w:sz w:val="20"/>
-        </w:rPr>
-        <w:t>Positive Marks: 1</w:t>
+        <w:t xml:space="preserve">(b) Word processor</w:t>
       </w:r>
     </w:p>
     <w:p>
-      <w:pPr>
-        <w:spacing w:after="160" w:before="0"/>
-      </w:pPr>
       <w:r>
-        <w:rPr>
-          <w:b w:val="0"/>
-          <w:sz w:val="20"/>
-        </w:rPr>
-        <w:t>Negative Marks: 0.25</w:t>
+        <w:t xml:space="preserve">(c) Web browser</w:t>
       </w:r>
     </w:p>
     <w:p>
-      <w:pPr>
-        <w:spacing w:after="20" w:before="120"/>
-      </w:pPr>
       <w:r>
-        <w:rPr>
-          <w:b/>
-          <w:sz w:val="22"/>
-        </w:rPr>
-        <w:t>Question: In a row, Sita is 9th from the left and 7th from the right. What is the total number of students?</w:t>
+        <w:t xml:space="preserve">(d) Spreadsheet</w:t>
       </w:r>
     </w:p>
     <w:p>
-      <w:pPr>
-        <w:spacing w:after="0" w:before="0"/>
-      </w:pPr>
       <w:r>
-        <w:rPr>
-          <w:b w:val="0"/>
-          <w:sz w:val="22"/>
-        </w:rPr>
-        <w:t>(a) 16</w:t>
+        <w:t xml:space="preserve">Answer: a</w:t>
       </w:r>
     </w:p>
     <w:p>
-      <w:pPr>
-        <w:spacing w:after="0" w:before="0"/>
-      </w:pPr>
       <w:r>
-        <w:rPr>
-          <w:b w:val="0"/>
-          <w:sz w:val="22"/>
-        </w:rPr>
-        <w:t>(b) 14</w:t>
+        <w:t xml:space="preserve">Solution: The operating system (e.g., Windows, Linux) is system software that manages hardware and provides a platform for application software like word processors and browsers.</w:t>
       </w:r>
     </w:p>
     <w:p>
-      <w:pPr>
-        <w:spacing w:after="0" w:before="0"/>
-      </w:pPr>
       <w:r>
-        <w:rPr>
-          <w:b w:val="0"/>
-          <w:sz w:val="22"/>
-        </w:rPr>
-        <w:t>(c) 15</w:t>
+        <w:t xml:space="preserve">Positive Marks: 1</w:t>
       </w:r>
     </w:p>
     <w:p>
-      <w:pPr>
-        <w:spacing w:after="0" w:before="0"/>
-      </w:pPr>
       <w:r>
-        <w:rPr>
-          <w:b w:val="0"/>
-          <w:sz w:val="22"/>
-        </w:rPr>
-        <w:t>(d) 17</w:t>
+        <w:t xml:space="preserve">Negative Marks: 0.25</w:t>
       </w:r>
     </w:p>
     <w:p>
-      <w:pPr>
-        <w:spacing w:after="0" w:before="40"/>
-      </w:pPr>
       <w:r>
-        <w:rPr>
-          <w:b/>
-          <w:sz w:val="22"/>
-        </w:rPr>
-        <w:t>Answer: c</w:t>
+        <w:t xml:space="preserve"/>
       </w:r>
     </w:p>
     <w:p>
-      <w:pPr>
-        <w:spacing w:after="0" w:before="0"/>
-      </w:pPr>
       <w:r>
-        <w:rPr>
-          <w:b w:val="0"/>
-          <w:sz w:val="21"/>
-        </w:rPr>
-        <w:t>Solution: Total = 9 + 7 − 1 = 15.</w:t>
+        <w:t xml:space="preserve">Question: The Chilika Lake, the largest coastal lagoon in India, is located in which state?</w:t>
       </w:r>
     </w:p>
     <w:p>
-      <w:pPr>
-        <w:spacing w:after="0" w:before="0"/>
-      </w:pPr>
       <w:r>
-        <w:rPr>
-          <w:b w:val="0"/>
-          <w:sz w:val="20"/>
-        </w:rPr>
-        <w:t>Positive Marks: 1</w:t>
+        <w:t xml:space="preserve">(a) Odisha</w:t>
       </w:r>
     </w:p>
     <w:p>
-      <w:pPr>
-        <w:spacing w:after="160" w:before="0"/>
-      </w:pPr>
       <w:r>
-        <w:rPr>
-          <w:b w:val="0"/>
-          <w:sz w:val="20"/>
-        </w:rPr>
-        <w:t>Negative Marks: 0.25</w:t>
+        <w:t xml:space="preserve">(b) Andhra Pradesh</w:t>
       </w:r>
     </w:p>
     <w:p>
-      <w:pPr>
-        <w:spacing w:after="20" w:before="120"/>
-      </w:pPr>
       <w:r>
-        <w:rPr>
-          <w:b/>
-          <w:sz w:val="22"/>
-        </w:rPr>
-        <w:t>Question: Book : Author :: Painting : ?</w:t>
+        <w:t xml:space="preserve">(c) West Bengal</w:t>
       </w:r>
     </w:p>
     <w:p>
-      <w:pPr>
-        <w:spacing w:after="0" w:before="0"/>
-      </w:pPr>
       <w:r>
-        <w:rPr>
-          <w:b w:val="0"/>
-          <w:sz w:val="22"/>
-        </w:rPr>
-        <w:t>(a) Canvas</w:t>
+        <w:t xml:space="preserve">(d) Tamil Nadu</w:t>
       </w:r>
     </w:p>
     <w:p>
-      <w:pPr>
-        <w:spacing w:after="0" w:before="0"/>
-      </w:pPr>
       <w:r>
-        <w:rPr>
-          <w:b w:val="0"/>
-          <w:sz w:val="22"/>
-        </w:rPr>
-        <w:t>(b) Artist</w:t>
+        <w:t xml:space="preserve">Answer: a</w:t>
       </w:r>
     </w:p>
     <w:p>
-      <w:pPr>
-        <w:spacing w:after="0" w:before="0"/>
-      </w:pPr>
       <w:r>
-        <w:rPr>
-          <w:b w:val="0"/>
-          <w:sz w:val="22"/>
-        </w:rPr>
-        <w:t>(c) Brush</w:t>
+        <w:t xml:space="preserve">Solution: Chilika Lake lies on the coast of Odisha and is famous for migratory birds and the Irrawaddy dolphins.</w:t>
       </w:r>
     </w:p>
     <w:p>
-      <w:pPr>
-        <w:spacing w:after="0" w:before="0"/>
-      </w:pPr>
       <w:r>
-        <w:rPr>
-          <w:b w:val="0"/>
-          <w:sz w:val="22"/>
-        </w:rPr>
-        <w:t>(d) Museum</w:t>
+        <w:t xml:space="preserve">Positive Marks: 1</w:t>
       </w:r>
     </w:p>
     <w:p>
-      <w:pPr>
-        <w:spacing w:after="0" w:before="40"/>
-      </w:pPr>
       <w:r>
-        <w:rPr>
-          <w:b/>
-          <w:sz w:val="22"/>
-        </w:rPr>
-        <w:t>Answer: b</w:t>
+        <w:t xml:space="preserve">Negative Marks: 0.25</w:t>
       </w:r>
     </w:p>
     <w:p>
-      <w:pPr>
-        <w:spacing w:after="0" w:before="0"/>
-      </w:pPr>
       <w:r>
-        <w:rPr>
-          <w:b w:val="0"/>
-          <w:sz w:val="21"/>
-        </w:rPr>
-        <w:t>Solution: An author creates a book; an artist creates a painting.</w:t>
+        <w:t xml:space="preserve"/>
       </w:r>
     </w:p>
     <w:p>
-      <w:pPr>
-        <w:spacing w:after="0" w:before="0"/>
-      </w:pPr>
       <w:r>
-        <w:rPr>
-          <w:b w:val="0"/>
-          <w:sz w:val="20"/>
-        </w:rPr>
-        <w:t>Positive Marks: 1</w:t>
+        <w:t xml:space="preserve">Question: A train 150 m long crosses a pole in 10 seconds. What is the speed of the train in km/h?</w:t>
       </w:r>
     </w:p>
     <w:p>
-      <w:pPr>
-        <w:spacing w:after="160" w:before="0"/>
-      </w:pPr>
       <w:r>
-        <w:rPr>
-          <w:b w:val="0"/>
-          <w:sz w:val="20"/>
-        </w:rPr>
-        <w:t>Negative Marks: 0.25</w:t>
+        <w:t xml:space="preserve">(a) 54 km/h</w:t>
       </w:r>
     </w:p>
     <w:p>
-      <w:pPr>
-        <w:spacing w:after="20" w:before="120"/>
-      </w:pPr>
       <w:r>
-        <w:rPr>
-          <w:b/>
-          <w:sz w:val="22"/>
-        </w:rPr>
-        <w:t>Question: Who administers the oath of office to the President of India?</w:t>
+        <w:t xml:space="preserve">(b) 60 km/h</w:t>
       </w:r>
     </w:p>
     <w:p>
-      <w:pPr>
-        <w:spacing w:after="0" w:before="0"/>
-      </w:pPr>
       <w:r>
-        <w:rPr>
-          <w:b w:val="0"/>
-          <w:sz w:val="22"/>
-        </w:rPr>
-        <w:t>(a) Prime Minister</w:t>
+        <w:t xml:space="preserve">(c) 45 km/h</w:t>
       </w:r>
     </w:p>
     <w:p>
-      <w:pPr>
-        <w:spacing w:after="0" w:before="0"/>
-      </w:pPr>
       <w:r>
-        <w:rPr>
-          <w:b w:val="0"/>
-          <w:sz w:val="22"/>
-        </w:rPr>
-        <w:t>(b) Chief Justice of India</w:t>
+        <w:t xml:space="preserve">(d) 72 km/h</w:t>
       </w:r>
     </w:p>
     <w:p>
-      <w:pPr>
-        <w:spacing w:after="0" w:before="0"/>
-      </w:pPr>
       <w:r>
-        <w:rPr>
-          <w:b w:val="0"/>
-          <w:sz w:val="22"/>
-        </w:rPr>
-        <w:t>(c) Vice President</w:t>
+        <w:t xml:space="preserve">Answer: a</w:t>
       </w:r>
     </w:p>
     <w:p>
-      <w:pPr>
-        <w:spacing w:after="0" w:before="0"/>
-      </w:pPr>
       <w:r>
-        <w:rPr>
-          <w:b w:val="0"/>
-          <w:sz w:val="22"/>
-        </w:rPr>
-        <w:t>(d) Speaker of Lok Sabha</w:t>
+        <w:t xml:space="preserve">Solution: Speed = distance ÷ time = 150 m ÷ 10 s = 15 m/s. Converting to km/h: 15 × 18/5 = 54 km/h.</w:t>
       </w:r>
     </w:p>
     <w:p>
-      <w:pPr>
-        <w:spacing w:after="0" w:before="40"/>
-      </w:pPr>
       <w:r>
-        <w:rPr>
-          <w:b/>
-          <w:sz w:val="22"/>
-        </w:rPr>
-        <w:t>Answer: b</w:t>
+        <w:t xml:space="preserve">Positive Marks: 1</w:t>
       </w:r>
     </w:p>
     <w:p>
-      <w:pPr>
-        <w:spacing w:after="0" w:before="0"/>
-      </w:pPr>
       <w:r>
-        <w:rPr>
-          <w:b w:val="0"/>
-          <w:sz w:val="21"/>
-        </w:rPr>
-        <w:t>Solution: The Chief Justice of India administers the oath of office to the President.</w:t>
+        <w:t xml:space="preserve">Negative Marks: 0.25</w:t>
       </w:r>
     </w:p>
     <w:p>
-      <w:pPr>
-        <w:spacing w:after="0" w:before="0"/>
-      </w:pPr>
       <w:r>
-        <w:rPr>
-          <w:b w:val="0"/>
-          <w:sz w:val="20"/>
-        </w:rPr>
-        <w:t>Positive Marks: 1</w:t>
+        <w:t xml:space="preserve"/>
       </w:r>
     </w:p>
     <w:p>
-      <w:pPr>
-        <w:spacing w:after="160" w:before="0"/>
-      </w:pPr>
       <w:r>
-        <w:rPr>
-          <w:b w:val="0"/>
-          <w:sz w:val="20"/>
-        </w:rPr>
-        <w:t>Negative Marks: 0.25</w:t>
+        <w:t xml:space="preserve">Question: Which Mughal emperor built the Taj Mahal?</w:t>
+      </w:r>
+    </w:p>
+    <w:p>
+      <w:r>
+        <w:t xml:space="preserve">(a) Shah Jahan</w:t>
+      </w:r>
+    </w:p>
+    <w:p>
+      <w:r>
+        <w:t xml:space="preserve">(b) Akbar</w:t>
+      </w:r>
+    </w:p>
+    <w:p>
+      <w:r>
+        <w:t xml:space="preserve">(c) Aurangzeb</w:t>
+      </w:r>
+    </w:p>
+    <w:p>
+      <w:r>
+        <w:t xml:space="preserve">(d) Jahangir</w:t>
+      </w:r>
+    </w:p>
+    <w:p>
+      <w:r>
+        <w:t xml:space="preserve">Answer: a</w:t>
+      </w:r>
+    </w:p>
+    <w:p>
+      <w:r>
+        <w:t xml:space="preserve">Solution: Shah Jahan built the Taj Mahal in Agra in memory of his wife Mumtaz Mahal, completed around 1653.</w:t>
+      </w:r>
+    </w:p>
+    <w:p>
+      <w:r>
+        <w:t xml:space="preserve">Positive Marks: 1</w:t>
+      </w:r>
+    </w:p>
+    <w:p>
+      <w:r>
+        <w:t xml:space="preserve">Negative Marks: 0.25</w:t>
+      </w:r>
+    </w:p>
+    <w:p>
+      <w:r>
+        <w:t xml:space="preserve"/>
+      </w:r>
+    </w:p>
+    <w:p>
+      <w:r>
+        <w:t xml:space="preserve">Question: In the Internet world, what does URL stand for?</w:t>
+      </w:r>
+    </w:p>
+    <w:p>
+      <w:r>
+        <w:t xml:space="preserve">(a) Uniform Resource Locator</w:t>
+      </w:r>
+    </w:p>
+    <w:p>
+      <w:r>
+        <w:t xml:space="preserve">(b) Universal Reference Link</w:t>
+      </w:r>
+    </w:p>
+    <w:p>
+      <w:r>
+        <w:t xml:space="preserve">(c) Unified Resource Locator</w:t>
+      </w:r>
+    </w:p>
+    <w:p>
+      <w:r>
+        <w:t xml:space="preserve">(d) Universal Resource Link</w:t>
+      </w:r>
+    </w:p>
+    <w:p>
+      <w:r>
+        <w:t xml:space="preserve">Answer: a</w:t>
+      </w:r>
+    </w:p>
+    <w:p>
+      <w:r>
+        <w:t xml:space="preserve">Solution: URL stands for Uniform Resource Locator — the web address that identifies a specific resource on the Internet.</w:t>
+      </w:r>
+    </w:p>
+    <w:p>
+      <w:r>
+        <w:t xml:space="preserve">Positive Marks: 1</w:t>
+      </w:r>
+    </w:p>
+    <w:p>
+      <w:r>
+        <w:t xml:space="preserve">Negative Marks: 0.25</w:t>
       </w:r>
     </w:p>
     <w:sectPr>
       <w:pgSz w:w="12240" w:h="15840"/>
-      <w:pgMar w:top="864" w:right="1008" w:bottom="864" w:left="1008" w:header="720" w:footer="720" w:gutter="0"/>
+      <w:pgMar w:top="1440" w:right="1800" w:bottom="1440" w:left="1800" w:header="720" w:footer="720" w:gutter="0"/>
       <w:cols w:space="720"/>
       <w:docGrid w:linePitch="360"/>
     </w:sectPr>
@@ -2535,10 +1365,6 @@
     <w:name w:val="Normal"/>
     <w:qFormat/>
     <w:rsid w:val="00FC693F"/>
-    <w:rPr>
-      <w:rFonts w:ascii="Calibri" w:hAnsi="Calibri"/>
-      <w:sz w:val="22"/>
-    </w:rPr>
   </w:style>
   <w:style w:type="paragraph" w:styleId="Header">
     <w:name w:val="header"/>
